--- a/policies/build/chapters_v2/MOM/Document/MOM4/SOP_Safe_Prescribing.docx
+++ b/policies/build/chapters_v2/MOM/Document/MOM4/SOP_Safe_Prescribing.docx
@@ -384,13 +384,12 @@
           <w:b/>
           <w:i/>
         </w:rPr>
-        <w:t xml:space="preserve">Why this step matters: </w:t>
+        <w:t>Why this step matters: An allergy check done after the drug is already chosen is too late to change the choice — doing it first is what actually prevents the reaction, not just documents it afterward.</w:t>
       </w:r>
       <w:r>
         <w:rPr>
           <w:i/>
         </w:rPr>
-        <w:t>Skipping verification means a gap — or the wrong drug, dose or patient — could sail straight through unnoticed.</w:t>
       </w:r>
     </w:p>
     <w:p>
@@ -417,18 +416,71 @@
           <w:b/>
           <w:i/>
         </w:rPr>
-        <w:t xml:space="preserve">Why this step matters: </w:t>
+        <w:t>Why this step matters: A prescription missing one element — a dose, a route — forces the next person in the chain to guess or chase it down, and a guess at 2 a.m. is how a wrong dose reaches a patient.</w:t>
       </w:r>
       <w:r>
         <w:rPr>
           <w:i/>
         </w:rPr>
-        <w:t>Skipping or rushing this step is exactly the kind of gap an assessor — or a real medication-safety incident — would eventually surface.</w:t>
       </w:r>
     </w:p>
     <w:p>
       <w:r>
-        <w:t>1. Include all seven minimum elements on every prescription: patient name, age/weight (paediatric), date, medication name, dose, route, frequency, and duration, plus the prescriber's name and signature.</w:t>
+        <w:t>1. Include every one of the following elements on every prescription — a prescription missing any one of them is incomplete and must be held for correction:</w:t>
+      </w:r>
+    </w:p>
+    <w:p>
+      <w:pPr/>
+      <w:r>
+        <w:t>a. Patient name</w:t>
+      </w:r>
+    </w:p>
+    <w:p>
+      <w:pPr/>
+      <w:r>
+        <w:t>b. Age/weight (for a paediatric patient)</w:t>
+      </w:r>
+    </w:p>
+    <w:p>
+      <w:pPr/>
+      <w:r>
+        <w:t>c. Date</w:t>
+      </w:r>
+    </w:p>
+    <w:p>
+      <w:pPr/>
+      <w:r>
+        <w:t>d. Medication name</w:t>
+      </w:r>
+    </w:p>
+    <w:p>
+      <w:pPr/>
+      <w:r>
+        <w:t>e. Dose</w:t>
+      </w:r>
+    </w:p>
+    <w:p>
+      <w:pPr/>
+      <w:r>
+        <w:t>f. Route</w:t>
+      </w:r>
+    </w:p>
+    <w:p>
+      <w:pPr/>
+      <w:r>
+        <w:t>g. Frequency</w:t>
+      </w:r>
+    </w:p>
+    <w:p>
+      <w:pPr/>
+      <w:r>
+        <w:t>h. Duration</w:t>
+      </w:r>
+    </w:p>
+    <w:p>
+      <w:pPr/>
+      <w:r>
+        <w:t>i. Prescriber's name and signature</w:t>
       </w:r>
     </w:p>
     <w:p>
@@ -479,13 +531,12 @@
           <w:b/>
           <w:i/>
         </w:rPr>
-        <w:t xml:space="preserve">Why this step matters: </w:t>
+        <w:t>Why this step matters: A drug interaction the prescriber didn't know about is exactly what decision support exists to catch — an alert that's silenced without being acted on protects nobody.</w:t>
       </w:r>
       <w:r>
         <w:rPr>
           <w:i/>
         </w:rPr>
-        <w:t>Skipping or rushing this step is exactly the kind of gap an assessor — or a real medication-safety incident — would eventually surface.</w:t>
       </w:r>
     </w:p>
     <w:p>
@@ -593,7 +644,7 @@
             <w:color w:val="0563C1"/>
             <w:u w:val="single"/>
           </w:rPr>
-          <w:t>National Medical Commission — Code of Medical Ethics Regulations, 2002</w:t>
+          <w:t>Medical Council of India. (2002). Indian Medical Council (Professional Conduct, Etiquette and Ethics) Regulations, 2002.</w:t>
         </w:r>
       </w:hyperlink>
     </w:p>
